--- a/build/seminar7/docs/Семинар 7 — 2. Промты.docx
+++ b/build/seminar7/docs/Семинар 7 — 2. Промты.docx
@@ -2,7 +2,7 @@
 <file path=word/document.xml><?xml version="1.0" encoding="utf-8"?>
 <w:document xmlns:w="http://schemas.openxmlformats.org/wordprocessingml/2006/main" xmlns:m="http://schemas.openxmlformats.org/officeDocument/2006/math" xmlns:r="http://schemas.openxmlformats.org/officeDocument/2006/relationships" xmlns:o="urn:schemas-microsoft-com:office:office" xmlns:v="urn:schemas-microsoft-com:vml" xmlns:w10="urn:schemas-microsoft-com:office:word" xmlns:a="http://schemas.openxmlformats.org/drawingml/2006/main" xmlns:pic="http://schemas.openxmlformats.org/drawingml/2006/picture" xmlns:wp="http://schemas.openxmlformats.org/drawingml/2006/wordprocessingDrawing">
   <w:body>
-    <w:bookmarkStart w:id="15" w:name="семинар-7--промты-для-своего-портала"/>
+    <w:bookmarkStart w:id="16" w:name="семинар-7--промты-для-своего-портала"/>
     <w:p>
       <w:pPr>
         <w:pStyle w:val="Heading1"/>
@@ -1088,12 +1088,310 @@
       </w:r>
     </w:p>
     <w:bookmarkEnd w:id="13"/>
-    <w:bookmarkStart w:id="14" w:name="если-что-то-сломалось"/>
+    <w:bookmarkStart w:id="14" w:name="X2f8650bc7d7274e8ac2cefbc5e51cbf5f6788db"/>
     <w:p>
       <w:pPr>
         <w:pStyle w:val="Heading2"/>
       </w:pPr>
       <w:r>
+        <w:t xml:space="preserve">Промт 6 · Дизайн портала в стиле своей компании (бонус)</w:t>
+      </w:r>
+    </w:p>
+    <w:p>
+      <w:pPr>
+        <w:pStyle w:val="BlockText"/>
+      </w:pPr>
+      <w:r>
+        <w:rPr>
+          <w:b/>
+          <w:bCs/>
+        </w:rPr>
+        <w:t xml:space="preserve">Для тех, кто закончил раньше.</w:t>
+      </w:r>
+      <w:r>
+        <w:t xml:space="preserve"> </w:t>
+      </w:r>
+      <w:r>
+        <w:t xml:space="preserve">Меняется только внешний вид — логика, журнал, чат и блок CONFIG остаются как есть.</w:t>
+      </w:r>
+      <w:r>
+        <w:t xml:space="preserve"> </w:t>
+      </w:r>
+      <w:r>
+        <w:rPr>
+          <w:b/>
+          <w:bCs/>
+        </w:rPr>
+        <w:t xml:space="preserve">Что вставить:</w:t>
+      </w:r>
+      <w:r>
+        <w:t xml:space="preserve"> </w:t>
+      </w:r>
+      <w:r>
+        <w:t xml:space="preserve">⟦ВСТАВЬТЕ: брендбук — цвета, шрифт, ссылка на логотип⟧ и ⟦ВСТАВЬТЕ: весь файл index.html целиком⟧.</w:t>
+      </w:r>
+      <w:r>
+        <w:t xml:space="preserve"> </w:t>
+      </w:r>
+      <w:r>
+        <w:t xml:space="preserve">Лучше всего работает в Claude (Artifacts) или ChatGPT (Canvas): результат сразу видно.</w:t>
+      </w:r>
+    </w:p>
+    <w:p>
+      <w:pPr>
+        <w:pStyle w:val="SourceCode"/>
+      </w:pPr>
+      <w:r>
+        <w:rPr>
+          <w:rStyle w:val="VerbatimChar"/>
+        </w:rPr>
+        <w:t xml:space="preserve">Ты — дизайнер интерфейсов. Ниже рабочий HTML-файл корпоративного портала. Перерисуй его в стиле нашей компании.</w:t>
+      </w:r>
+      <w:r>
+        <w:br/>
+      </w:r>
+      <w:r>
+        <w:br/>
+      </w:r>
+      <w:r>
+        <w:rPr>
+          <w:rStyle w:val="VerbatimChar"/>
+        </w:rPr>
+        <w:t xml:space="preserve">Можно менять:</w:t>
+      </w:r>
+      <w:r>
+        <w:br/>
+      </w:r>
+      <w:r>
+        <w:rPr>
+          <w:rStyle w:val="VerbatimChar"/>
+        </w:rPr>
+        <w:t xml:space="preserve">- CSS: цвета, шрифты, скругления, тени, отступы, фон;</w:t>
+      </w:r>
+      <w:r>
+        <w:br/>
+      </w:r>
+      <w:r>
+        <w:rPr>
+          <w:rStyle w:val="VerbatimChar"/>
+        </w:rPr>
+        <w:t xml:space="preserve">- шапку: добавить логотип слева от названия;</w:t>
+      </w:r>
+      <w:r>
+        <w:br/>
+      </w:r>
+      <w:r>
+        <w:rPr>
+          <w:rStyle w:val="VerbatimChar"/>
+        </w:rPr>
+        <w:t xml:space="preserve">- иконки (набор Phosphor уже подключён) и оформление карточек, кнопок, дашборда.</w:t>
+      </w:r>
+      <w:r>
+        <w:br/>
+      </w:r>
+      <w:r>
+        <w:br/>
+      </w:r>
+      <w:r>
+        <w:rPr>
+          <w:rStyle w:val="VerbatimChar"/>
+        </w:rPr>
+        <w:t xml:space="preserve">Нельзя менять:</w:t>
+      </w:r>
+      <w:r>
+        <w:br/>
+      </w:r>
+      <w:r>
+        <w:rPr>
+          <w:rStyle w:val="VerbatimChar"/>
+        </w:rPr>
+        <w:t xml:space="preserve">- блок между строками «КОНФИГ: ментор меняет только этот блок» и «дальше ментору ничего менять не нужно» — ни одного символа;</w:t>
+      </w:r>
+      <w:r>
+        <w:br/>
+      </w:r>
+      <w:r>
+        <w:rPr>
+          <w:rStyle w:val="VerbatimChar"/>
+        </w:rPr>
+        <w:t xml:space="preserve">- JavaScript-функции, их названия, id и классы, на которые ссылается скрипт (#app, #chat, #q, #modal, #toast, .fold, .notif и другие);</w:t>
+      </w:r>
+      <w:r>
+        <w:br/>
+      </w:r>
+      <w:r>
+        <w:rPr>
+          <w:rStyle w:val="VerbatimChar"/>
+        </w:rPr>
+        <w:t xml:space="preserve">- порядок блоков: агенты → дашборд → работа роли → вебинары;</w:t>
+      </w:r>
+      <w:r>
+        <w:br/>
+      </w:r>
+      <w:r>
+        <w:rPr>
+          <w:rStyle w:val="VerbatimChar"/>
+        </w:rPr>
+        <w:t xml:space="preserve">- тексты кнопок и подсказок (i).</w:t>
+      </w:r>
+      <w:r>
+        <w:br/>
+      </w:r>
+      <w:r>
+        <w:br/>
+      </w:r>
+      <w:r>
+        <w:rPr>
+          <w:rStyle w:val="VerbatimChar"/>
+        </w:rPr>
+        <w:t xml:space="preserve">Требования:</w:t>
+      </w:r>
+      <w:r>
+        <w:br/>
+      </w:r>
+      <w:r>
+        <w:rPr>
+          <w:rStyle w:val="VerbatimChar"/>
+        </w:rPr>
+        <w:t xml:space="preserve">- читается на телефоне шириной 390 px, без горизонтальной прокрутки;</w:t>
+      </w:r>
+      <w:r>
+        <w:br/>
+      </w:r>
+      <w:r>
+        <w:rPr>
+          <w:rStyle w:val="VerbatimChar"/>
+        </w:rPr>
+        <w:t xml:space="preserve">- контраст текста не ниже 4.5:1;</w:t>
+      </w:r>
+      <w:r>
+        <w:br/>
+      </w:r>
+      <w:r>
+        <w:rPr>
+          <w:rStyle w:val="VerbatimChar"/>
+        </w:rPr>
+        <w:t xml:space="preserve">- кольца и столбцы дашборда — в цветах бренда.</w:t>
+      </w:r>
+      <w:r>
+        <w:br/>
+      </w:r>
+      <w:r>
+        <w:br/>
+      </w:r>
+      <w:r>
+        <w:rPr>
+          <w:rStyle w:val="VerbatimChar"/>
+        </w:rPr>
+        <w:t xml:space="preserve">Верни файл целиком, от &lt;!DOCTYPE html&gt; до &lt;/html&gt;, без пояснений.</w:t>
+      </w:r>
+      <w:r>
+        <w:br/>
+      </w:r>
+      <w:r>
+        <w:br/>
+      </w:r>
+      <w:r>
+        <w:rPr>
+          <w:rStyle w:val="VerbatimChar"/>
+        </w:rPr>
+        <w:t xml:space="preserve">Брендбук:</w:t>
+      </w:r>
+      <w:r>
+        <w:br/>
+      </w:r>
+      <w:r>
+        <w:rPr>
+          <w:rStyle w:val="VerbatimChar"/>
+        </w:rPr>
+        <w:t xml:space="preserve">"""</w:t>
+      </w:r>
+      <w:r>
+        <w:br/>
+      </w:r>
+      <w:r>
+        <w:rPr>
+          <w:rStyle w:val="VerbatimChar"/>
+        </w:rPr>
+        <w:t xml:space="preserve">⟦ВСТАВЬТЕ: брендбук — основной и дополнительный цвета (HEX), шрифт, ссылка на логотип⟧</w:t>
+      </w:r>
+      <w:r>
+        <w:br/>
+      </w:r>
+      <w:r>
+        <w:rPr>
+          <w:rStyle w:val="VerbatimChar"/>
+        </w:rPr>
+        <w:t xml:space="preserve">"""</w:t>
+      </w:r>
+      <w:r>
+        <w:br/>
+      </w:r>
+      <w:r>
+        <w:br/>
+      </w:r>
+      <w:r>
+        <w:rPr>
+          <w:rStyle w:val="VerbatimChar"/>
+        </w:rPr>
+        <w:t xml:space="preserve">Файл:</w:t>
+      </w:r>
+      <w:r>
+        <w:br/>
+      </w:r>
+      <w:r>
+        <w:rPr>
+          <w:rStyle w:val="VerbatimChar"/>
+        </w:rPr>
+        <w:t xml:space="preserve">"""</w:t>
+      </w:r>
+      <w:r>
+        <w:br/>
+      </w:r>
+      <w:r>
+        <w:rPr>
+          <w:rStyle w:val="VerbatimChar"/>
+        </w:rPr>
+        <w:t xml:space="preserve">⟦ВСТАВЬТЕ: весь файл index.html целиком⟧</w:t>
+      </w:r>
+      <w:r>
+        <w:br/>
+      </w:r>
+      <w:r>
+        <w:rPr>
+          <w:rStyle w:val="VerbatimChar"/>
+        </w:rPr>
+        <w:t xml:space="preserve">"""</w:t>
+      </w:r>
+    </w:p>
+    <w:p>
+      <w:pPr>
+        <w:pStyle w:val="FirstParagraph"/>
+      </w:pPr>
+      <w:r>
+        <w:t xml:space="preserve">Проверка после промта 6: пройдите чек-лист из инструкции ещё раз. Если что-то перестало работать — верните</w:t>
+      </w:r>
+      <w:r>
+        <w:t xml:space="preserve"> </w:t>
+      </w:r>
+      <w:r>
+        <w:t xml:space="preserve">прежний файл и повторите промт, добавив: «В прошлый раз сломалось ⟦ВСТАВЬТЕ: что именно⟧ — не трогай это».</w:t>
+      </w:r>
+    </w:p>
+    <w:p>
+      <w:r>
+        <w:pict>
+          <v:rect style="width:0;height:1.5pt" o:hralign="center" o:hrstd="t" o:hr="t"/>
+        </w:pict>
+      </w:r>
+    </w:p>
+    <w:bookmarkEnd w:id="14"/>
+    <w:bookmarkStart w:id="15" w:name="если-что-то-сломалось"/>
+    <w:p>
+      <w:pPr>
+        <w:pStyle w:val="Heading2"/>
+      </w:pPr>
+      <w:r>
         <w:t xml:space="preserve">Если что-то сломалось</w:t>
       </w:r>
     </w:p>
@@ -1129,8 +1427,8 @@
         <w:t xml:space="preserve">⟦ВСТАВЬТЕ: ваш блок CONFIG⟧</w:t>
       </w:r>
     </w:p>
-    <w:bookmarkEnd w:id="14"/>
     <w:bookmarkEnd w:id="15"/>
+    <w:bookmarkEnd w:id="16"/>
     <w:sectPr>
       <w:footnotePr>
         <w:numRestart w:val="eachSect"/>

--- a/build/seminar7/docs/Семинар 7 — 2. Промты.docx
+++ b/build/seminar7/docs/Семинар 7 — 2. Промты.docx
@@ -283,13 +283,13 @@
       </w:r>
     </w:p>
     <w:bookmarkEnd w:id="9"/>
-    <w:bookmarkStart w:id="10" w:name="промт-2--инструкция--карточки-агентов"/>
+    <w:bookmarkStart w:id="10" w:name="Xd2d7f21003565c54f87e033f2e2b7f201ed0946"/>
     <w:p>
       <w:pPr>
         <w:pStyle w:val="Heading2"/>
       </w:pPr>
       <w:r>
-        <w:t xml:space="preserve">Промт 2 · Инструкция → карточки агентов</w:t>
+        <w:t xml:space="preserve">Промт 2 · Инструкция → карточки агентов с обучением</w:t>
       </w:r>
     </w:p>
     <w:p>
@@ -318,52 +318,139 @@
         <w:rPr>
           <w:rStyle w:val="VerbatimChar"/>
         </w:rPr>
-        <w:t xml:space="preserve">По инструкции составь карточку каждого агента для реестра:</w:t>
-      </w:r>
-      <w:r>
-        <w:br/>
-      </w:r>
-      <w:r>
-        <w:rPr>
-          <w:rStyle w:val="VerbatimChar"/>
-        </w:rPr>
-        <w:t xml:space="preserve">- название (2–4 слова);</w:t>
-      </w:r>
-      <w:r>
-        <w:br/>
-      </w:r>
-      <w:r>
-        <w:rPr>
-          <w:rStyle w:val="VerbatimChar"/>
-        </w:rPr>
-        <w:t xml:space="preserve">- что делает — одно предложение;</w:t>
-      </w:r>
-      <w:r>
-        <w:br/>
-      </w:r>
-      <w:r>
-        <w:rPr>
-          <w:rStyle w:val="VerbatimChar"/>
-        </w:rPr>
-        <w:t xml:space="preserve">- для каких ролей (может быть несколько);</w:t>
-      </w:r>
-      <w:r>
-        <w:br/>
-      </w:r>
-      <w:r>
-        <w:rPr>
-          <w:rStyle w:val="VerbatimChar"/>
-        </w:rPr>
-        <w:t xml:space="preserve">- в каких процессах (может быть несколько);</w:t>
-      </w:r>
-      <w:r>
-        <w:br/>
-      </w:r>
-      <w:r>
-        <w:rPr>
-          <w:rStyle w:val="VerbatimChar"/>
-        </w:rPr>
-        <w:t xml:space="preserve">- steps — 5–7 шагов «как работать с агентом» одним списком, включая когда агент передаёт задачу человеку и что отмечать.</w:t>
+        <w:t xml:space="preserve">По инструкции составь для каждого агента карточку для реестра и обучающий урок для сотрудников.</w:t>
+      </w:r>
+      <w:r>
+        <w:br/>
+      </w:r>
+      <w:r>
+        <w:rPr>
+          <w:rStyle w:val="VerbatimChar"/>
+        </w:rPr>
+        <w:t xml:space="preserve">Сотрудник должен после урока понимать, зачем агент, что он делает сам, где решение за человеком и как не ошибиться.</w:t>
+      </w:r>
+      <w:r>
+        <w:br/>
+      </w:r>
+      <w:r>
+        <w:br/>
+      </w:r>
+      <w:r>
+        <w:rPr>
+          <w:rStyle w:val="VerbatimChar"/>
+        </w:rPr>
+        <w:t xml:space="preserve">Для каждого агента:</w:t>
+      </w:r>
+      <w:r>
+        <w:br/>
+      </w:r>
+      <w:r>
+        <w:rPr>
+          <w:rStyle w:val="VerbatimChar"/>
+        </w:rPr>
+        <w:t xml:space="preserve">1. Название — 2–4 слова.</w:t>
+      </w:r>
+      <w:r>
+        <w:br/>
+      </w:r>
+      <w:r>
+        <w:rPr>
+          <w:rStyle w:val="VerbatimChar"/>
+        </w:rPr>
+        <w:t xml:space="preserve">2. Что делает — одно предложение.</w:t>
+      </w:r>
+      <w:r>
+        <w:br/>
+      </w:r>
+      <w:r>
+        <w:rPr>
+          <w:rStyle w:val="VerbatimChar"/>
+        </w:rPr>
+        <w:t xml:space="preserve">3. Роли (может быть несколько) и процессы (может быть несколько).</w:t>
+      </w:r>
+      <w:r>
+        <w:br/>
+      </w:r>
+      <w:r>
+        <w:rPr>
+          <w:rStyle w:val="VerbatimChar"/>
+        </w:rPr>
+        <w:t xml:space="preserve">4. Коротко: как работать — 5–6 шагов одним списком, от второго лица, включая когда агент передаёт задачу человеку и что отмечать.</w:t>
+      </w:r>
+      <w:r>
+        <w:br/>
+      </w:r>
+      <w:r>
+        <w:rPr>
+          <w:rStyle w:val="VerbatimChar"/>
+        </w:rPr>
+        <w:t xml:space="preserve">5. Урок:</w:t>
+      </w:r>
+      <w:r>
+        <w:br/>
+      </w:r>
+      <w:r>
+        <w:rPr>
+          <w:rStyle w:val="VerbatimChar"/>
+        </w:rPr>
+        <w:t xml:space="preserve">   - Зачем этот агент — 2–3 предложения: как было раньше, что болело, что изменилось;</w:t>
+      </w:r>
+      <w:r>
+        <w:br/>
+      </w:r>
+      <w:r>
+        <w:rPr>
+          <w:rStyle w:val="VerbatimChar"/>
+        </w:rPr>
+        <w:t xml:space="preserve">   - Что делает агент — 3–5 пунктов;</w:t>
+      </w:r>
+      <w:r>
+        <w:br/>
+      </w:r>
+      <w:r>
+        <w:rPr>
+          <w:rStyle w:val="VerbatimChar"/>
+        </w:rPr>
+        <w:t xml:space="preserve">   - Что делаете вы — 2–4 пункта, с названием роли в начале («Партнёр: …»);</w:t>
+      </w:r>
+      <w:r>
+        <w:br/>
+      </w:r>
+      <w:r>
+        <w:rPr>
+          <w:rStyle w:val="VerbatimChar"/>
+        </w:rPr>
+        <w:t xml:space="preserve">   - Разбор на примере — реалистичная ситуация из нашего бизнеса с цифрами: ситуация → что делает агент → что делает человек и что попадает в журнал;</w:t>
+      </w:r>
+      <w:r>
+        <w:br/>
+      </w:r>
+      <w:r>
+        <w:rPr>
+          <w:rStyle w:val="VerbatimChar"/>
+        </w:rPr>
+        <w:t xml:space="preserve">   - Частые ошибки — 3 пункта, чего сотрудник не должен делать и почему;</w:t>
+      </w:r>
+      <w:r>
+        <w:br/>
+      </w:r>
+      <w:r>
+        <w:rPr>
+          <w:rStyle w:val="VerbatimChar"/>
+        </w:rPr>
+        <w:t xml:space="preserve">   - Проверьте себя — 3 вопроса, у каждого 3 варианта ответа, один верный, и объяснение в одно предложение. Вопросы — на понимание ситуаций, не на запоминание.</w:t>
+      </w:r>
+      <w:r>
+        <w:br/>
+      </w:r>
+      <w:r>
+        <w:br/>
+      </w:r>
+      <w:r>
+        <w:rPr>
+          <w:rStyle w:val="VerbatimChar"/>
+        </w:rPr>
+        <w:t xml:space="preserve">Пиши просто, без канцелярита. Названия систем и инструментов не упоминай.</w:t>
       </w:r>
       <w:r>
         <w:br/>
@@ -686,7 +773,7 @@
         <w:rPr>
           <w:rStyle w:val="VerbatimChar"/>
         </w:rPr>
-        <w:t xml:space="preserve">- agents: [{id:'a1', name, roles:['r1'], processes:['p1'], does, steps:[…]}] — roles и processes ссылаются на id выше.</w:t>
+        <w:t xml:space="preserve">- agents: [{id:'a1', name, roles:['r1'], processes:['p1'], does, steps:[…], learn:{why, agent:[…], you:[…], example:{case, agent, you}, mistakes:[…], quiz:[{q, a:['…','…','…'], ok, why}]}}] — roles и processes ссылаются на id выше; ok — номер верного ответа, считая с 0.</w:t>
       </w:r>
       <w:r>
         <w:br/>

--- a/build/seminar7/docs/Семинар 7 — 2. Промты.docx
+++ b/build/seminar7/docs/Семинар 7 — 2. Промты.docx
@@ -429,16 +429,7 @@
         <w:rPr>
           <w:rStyle w:val="VerbatimChar"/>
         </w:rPr>
-        <w:t xml:space="preserve">   - Частые ошибки — 3 пункта, чего сотрудник не должен делать и почему;</w:t>
-      </w:r>
-      <w:r>
-        <w:br/>
-      </w:r>
-      <w:r>
-        <w:rPr>
-          <w:rStyle w:val="VerbatimChar"/>
-        </w:rPr>
-        <w:t xml:space="preserve">   - Проверьте себя — 3 вопроса, у каждого 3 варианта ответа, один верный, и объяснение в одно предложение. Вопросы — на понимание ситуаций, не на запоминание.</w:t>
+        <w:t xml:space="preserve">   - Частые ошибки — 3 пункта, чего сотрудник не должен делать и почему.</w:t>
       </w:r>
       <w:r>
         <w:br/>
@@ -773,7 +764,7 @@
         <w:rPr>
           <w:rStyle w:val="VerbatimChar"/>
         </w:rPr>
-        <w:t xml:space="preserve">- agents: [{id:'a1', name, roles:['r1'], processes:['p1'], does, steps:[…], learn:{why, agent:[…], you:[…], example:{case, agent, you}, mistakes:[…], quiz:[{q, a:['…','…','…'], ok, why}]}}] — roles и processes ссылаются на id выше; ok — номер верного ответа, считая с 0.</w:t>
+        <w:t xml:space="preserve">- agents: [{id:'a1', name, roles:['r1'], processes:['p1'], does, steps:[…], learn:{why, agent:[…], you:[…], example:{case, agent, you}, mistakes:[…]}}] — roles и processes ссылаются на id выше.</w:t>
       </w:r>
       <w:r>
         <w:br/>

--- a/build/seminar7/docs/Семинар 7 — 2. Промты.docx
+++ b/build/seminar7/docs/Семинар 7 — 2. Промты.docx
@@ -681,7 +681,7 @@
         <w:t xml:space="preserve"> </w:t>
       </w:r>
       <w:r>
-        <w:t xml:space="preserve">⟦ВСТАВЬТЕ: результаты промтов 1–3⟧ и ⟦ВСТАВЬТЕ: блок CONFIG из образца index.html⟧.</w:t>
+        <w:t xml:space="preserve">⟦ВСТАВЬТЕ: результаты промтов 1–3⟧ и ⟦ВСТАВЬТЕ: блок CONFIG из образца corporate_ai_portal.html⟧.</w:t>
       </w:r>
       <w:r>
         <w:t xml:space="preserve"> </w:t>
@@ -711,7 +711,7 @@
         <w:rPr>
           <w:rStyle w:val="VerbatimChar"/>
         </w:rPr>
-        <w:t xml:space="preserve">index.html</w:t>
+        <w:t xml:space="preserve">corporate_ai_portal.html</w:t>
       </w:r>
       <w:r>
         <w:t xml:space="preserve">.</w:t>
@@ -905,7 +905,7 @@
         <w:rPr>
           <w:rStyle w:val="VerbatimChar"/>
         </w:rPr>
-        <w:t xml:space="preserve">⟦ВСТАВЬТЕ: блок CONFIG из образца index.html⟧</w:t>
+        <w:t xml:space="preserve">⟦ВСТАВЬТЕ: блок CONFIG из образца corporate_ai_portal.html⟧</w:t>
       </w:r>
       <w:r>
         <w:br/>
@@ -1206,7 +1206,7 @@
         <w:t xml:space="preserve"> </w:t>
       </w:r>
       <w:r>
-        <w:t xml:space="preserve">⟦ВСТАВЬТЕ: брендбук — цвета, шрифт, ссылка на логотип⟧ и ⟦ВСТАВЬТЕ: весь файл index.html целиком⟧.</w:t>
+        <w:t xml:space="preserve">⟦ВСТАВЬТЕ: брендбук — цвета, шрифт, ссылка на логотип⟧ и ⟦ВСТАВЬТЕ: весь файл corporate_ai_portal.html целиком⟧.</w:t>
       </w:r>
       <w:r>
         <w:t xml:space="preserve"> </w:t>
@@ -1430,7 +1430,7 @@
         <w:rPr>
           <w:rStyle w:val="VerbatimChar"/>
         </w:rPr>
-        <w:t xml:space="preserve">⟦ВСТАВЬТЕ: весь файл index.html целиком⟧</w:t>
+        <w:t xml:space="preserve">⟦ВСТАВЬТЕ: весь файл corporate_ai_portal.html целиком⟧</w:t>
       </w:r>
       <w:r>
         <w:br/>

--- a/build/seminar7/docs/Семинар 7 — 2. Промты.docx
+++ b/build/seminar7/docs/Семинар 7 — 2. Промты.docx
@@ -980,7 +980,7 @@
         <w:rPr>
           <w:rStyle w:val="VerbatimChar"/>
         </w:rPr>
-        <w:t xml:space="preserve">04-n8n-chat-openai.json</w:t>
+        <w:t xml:space="preserve">n8n-chat-openai.json</w:t>
       </w:r>
       <w:r>
         <w:t xml:space="preserve"> </w:t>

--- a/build/seminar7/docs/Семинар 7 — 2. Промты.docx
+++ b/build/seminar7/docs/Семинар 7 — 2. Промты.docx
@@ -92,6 +92,18 @@
         <w:rPr>
           <w:rStyle w:val="VerbatimChar"/>
         </w:rPr>
+        <w:t xml:space="preserve">Опиши все процессы, роли и агентов из TO-BE — ничего не пропускай и не сокращай. Объём не ограничен: у большого агента будет больше шагов, у маленького меньше.</w:t>
+      </w:r>
+      <w:r>
+        <w:br/>
+      </w:r>
+      <w:r>
+        <w:br/>
+      </w:r>
+      <w:r>
+        <w:rPr>
+          <w:rStyle w:val="VerbatimChar"/>
+        </w:rPr>
         <w:t xml:space="preserve">Для каждого процесса:</w:t>
       </w:r>
       <w:r>
@@ -101,52 +113,52 @@
         <w:rPr>
           <w:rStyle w:val="VerbatimChar"/>
         </w:rPr>
-        <w:t xml:space="preserve">1. Название процесса и его цель одной строкой.</w:t>
-      </w:r>
-      <w:r>
-        <w:br/>
-      </w:r>
-      <w:r>
-        <w:rPr>
-          <w:rStyle w:val="VerbatimChar"/>
-        </w:rPr>
-        <w:t xml:space="preserve">2. Роли: название роли и тип работы — один из четырёх:</w:t>
-      </w:r>
-      <w:r>
-        <w:br/>
-      </w:r>
-      <w:r>
-        <w:rPr>
-          <w:rStyle w:val="VerbatimChar"/>
-        </w:rPr>
-        <w:t xml:space="preserve">   view — только смотрит дашборд;</w:t>
-      </w:r>
-      <w:r>
-        <w:br/>
-      </w:r>
-      <w:r>
-        <w:rPr>
-          <w:rStyle w:val="VerbatimChar"/>
-        </w:rPr>
-        <w:t xml:space="preserve">   decide — получает уведомления агента и принимает решения;</w:t>
-      </w:r>
-      <w:r>
-        <w:br/>
-      </w:r>
-      <w:r>
-        <w:rPr>
-          <w:rStyle w:val="VerbatimChar"/>
-        </w:rPr>
-        <w:t xml:space="preserve">   recommend — агент приносит ему информацию, он оценивает её пользу;</w:t>
-      </w:r>
-      <w:r>
-        <w:br/>
-      </w:r>
-      <w:r>
-        <w:rPr>
-          <w:rStyle w:val="VerbatimChar"/>
-        </w:rPr>
-        <w:t xml:space="preserve">   chat — общается с агентом в чате и оценивает ответы.</w:t>
+        <w:t xml:space="preserve">1. Название процесса, его цель и бизнес-метрика.</w:t>
+      </w:r>
+      <w:r>
+        <w:br/>
+      </w:r>
+      <w:r>
+        <w:rPr>
+          <w:rStyle w:val="VerbatimChar"/>
+        </w:rPr>
+        <w:t xml:space="preserve">2. Роли: конкретное название роли в нашей компании и тип — один из четырёх общих:</w:t>
+      </w:r>
+      <w:r>
+        <w:br/>
+      </w:r>
+      <w:r>
+        <w:rPr>
+          <w:rStyle w:val="VerbatimChar"/>
+        </w:rPr>
+        <w:t xml:space="preserve">   view — оператор: следит за работой по дашборду и подключается при необходимости;</w:t>
+      </w:r>
+      <w:r>
+        <w:br/>
+      </w:r>
+      <w:r>
+        <w:rPr>
+          <w:rStyle w:val="VerbatimChar"/>
+        </w:rPr>
+        <w:t xml:space="preserve">   decide — супервайзер: получает уведомления агента и принимает решения;</w:t>
+      </w:r>
+      <w:r>
+        <w:br/>
+      </w:r>
+      <w:r>
+        <w:rPr>
+          <w:rStyle w:val="VerbatimChar"/>
+        </w:rPr>
+        <w:t xml:space="preserve">   recommend — менеджер: агент приносит ему информацию, он оценивает её пользу;</w:t>
+      </w:r>
+      <w:r>
+        <w:br/>
+      </w:r>
+      <w:r>
+        <w:rPr>
+          <w:rStyle w:val="VerbatimChar"/>
+        </w:rPr>
+        <w:t xml:space="preserve">   chat — эксперт: общается с агентом в чате и оценивает ответы.</w:t>
       </w:r>
       <w:r>
         <w:br/>
@@ -164,16 +176,88 @@
         <w:rPr>
           <w:rStyle w:val="VerbatimChar"/>
         </w:rPr>
-        <w:t xml:space="preserve">3. Агенты процесса: для каждого — 4–6 подробных шагов «как работать с агентом», от второго лица: кто что делает, где решение за человеком.</w:t>
-      </w:r>
-      <w:r>
-        <w:br/>
-      </w:r>
-      <w:r>
-        <w:rPr>
-          <w:rStyle w:val="VerbatimChar"/>
-        </w:rPr>
-        <w:t xml:space="preserve">4. Внутри шагов: когда агент передаёт задачу человеку и что человеку отмечать для дообучения.</w:t>
+        <w:t xml:space="preserve">3. Агенты процесса. Для каждого агента подробно:</w:t>
+      </w:r>
+      <w:r>
+        <w:br/>
+      </w:r>
+      <w:r>
+        <w:rPr>
+          <w:rStyle w:val="VerbatimChar"/>
+        </w:rPr>
+        <w:t xml:space="preserve">   - когда запускается (событие, расписание или запрос человека);</w:t>
+      </w:r>
+      <w:r>
+        <w:br/>
+      </w:r>
+      <w:r>
+        <w:rPr>
+          <w:rStyle w:val="VerbatimChar"/>
+        </w:rPr>
+        <w:t xml:space="preserve">   - что получает на вход;</w:t>
+      </w:r>
+      <w:r>
+        <w:br/>
+      </w:r>
+      <w:r>
+        <w:rPr>
+          <w:rStyle w:val="VerbatimChar"/>
+        </w:rPr>
+        <w:t xml:space="preserve">   - что делает сам — все навыки из графа, по порядку;</w:t>
+      </w:r>
+      <w:r>
+        <w:br/>
+      </w:r>
+      <w:r>
+        <w:rPr>
+          <w:rStyle w:val="VerbatimChar"/>
+        </w:rPr>
+        <w:t xml:space="preserve">   - что выдаёт на выходе и куда;</w:t>
+      </w:r>
+      <w:r>
+        <w:br/>
+      </w:r>
+      <w:r>
+        <w:rPr>
+          <w:rStyle w:val="VerbatimChar"/>
+        </w:rPr>
+        <w:t xml:space="preserve">   - где решение за человеком и какая роль его принимает;</w:t>
+      </w:r>
+      <w:r>
+        <w:br/>
+      </w:r>
+      <w:r>
+        <w:rPr>
+          <w:rStyle w:val="VerbatimChar"/>
+        </w:rPr>
+        <w:t xml:space="preserve">   - когда передаёт задачу человеку — все случаи;</w:t>
+      </w:r>
+      <w:r>
+        <w:br/>
+      </w:r>
+      <w:r>
+        <w:rPr>
+          <w:rStyle w:val="VerbatimChar"/>
+        </w:rPr>
+        <w:t xml:space="preserve">   - чего агенту делать нельзя;</w:t>
+      </w:r>
+      <w:r>
+        <w:br/>
+      </w:r>
+      <w:r>
+        <w:rPr>
+          <w:rStyle w:val="VerbatimChar"/>
+        </w:rPr>
+        <w:t xml:space="preserve">   - что человеку отмечать для дообучения;</w:t>
+      </w:r>
+      <w:r>
+        <w:br/>
+      </w:r>
+      <w:r>
+        <w:rPr>
+          <w:rStyle w:val="VerbatimChar"/>
+        </w:rPr>
+        <w:t xml:space="preserve">   - как работать с агентом — пошагово, от второго лица, столько шагов, сколько нужно.</w:t>
       </w:r>
       <w:r>
         <w:br/>
@@ -375,7 +459,7 @@
         <w:rPr>
           <w:rStyle w:val="VerbatimChar"/>
         </w:rPr>
-        <w:t xml:space="preserve">4. Коротко: как работать — 5–6 шагов одним списком, от второго лица, включая когда агент передаёт задачу человеку и что отмечать.</w:t>
+        <w:t xml:space="preserve">4. Коротко: как работать — все шаги одним списком, от второго лица, включая когда агент передаёт задачу человеку и что отмечать. Сколько шагов — зависит от агента, ничего не выкидывай.</w:t>
       </w:r>
       <w:r>
         <w:br/>
@@ -393,43 +477,43 @@
         <w:rPr>
           <w:rStyle w:val="VerbatimChar"/>
         </w:rPr>
-        <w:t xml:space="preserve">   - Зачем этот агент — 2–3 предложения: как было раньше, что болело, что изменилось;</w:t>
-      </w:r>
-      <w:r>
-        <w:br/>
-      </w:r>
-      <w:r>
-        <w:rPr>
-          <w:rStyle w:val="VerbatimChar"/>
-        </w:rPr>
-        <w:t xml:space="preserve">   - Что делает агент — 3–5 пунктов;</w:t>
-      </w:r>
-      <w:r>
-        <w:br/>
-      </w:r>
-      <w:r>
-        <w:rPr>
-          <w:rStyle w:val="VerbatimChar"/>
-        </w:rPr>
-        <w:t xml:space="preserve">   - Что делаете вы — 2–4 пункта, с названием роли в начале («Партнёр: …»);</w:t>
-      </w:r>
-      <w:r>
-        <w:br/>
-      </w:r>
-      <w:r>
-        <w:rPr>
-          <w:rStyle w:val="VerbatimChar"/>
-        </w:rPr>
-        <w:t xml:space="preserve">   - Разбор на примере — реалистичная ситуация из нашего бизнеса с цифрами: ситуация → что делает агент → что делает человек и что попадает в журнал;</w:t>
-      </w:r>
-      <w:r>
-        <w:br/>
-      </w:r>
-      <w:r>
-        <w:rPr>
-          <w:rStyle w:val="VerbatimChar"/>
-        </w:rPr>
-        <w:t xml:space="preserve">   - Частые ошибки — 3 пункта, чего сотрудник не должен делать и почему.</w:t>
+        <w:t xml:space="preserve">   - Зачем этот агент — как было раньше, что болело, что изменилось и на какую метрику это влияет;</w:t>
+      </w:r>
+      <w:r>
+        <w:br/>
+      </w:r>
+      <w:r>
+        <w:rPr>
+          <w:rStyle w:val="VerbatimChar"/>
+        </w:rPr>
+        <w:t xml:space="preserve">   - Что делает агент — все его действия, каждое отдельным пунктом;</w:t>
+      </w:r>
+      <w:r>
+        <w:br/>
+      </w:r>
+      <w:r>
+        <w:rPr>
+          <w:rStyle w:val="VerbatimChar"/>
+        </w:rPr>
+        <w:t xml:space="preserve">   - Что делаете вы — все действия людей, каждое отдельным пунктом, с названием роли в начале («Партнёр: …»);</w:t>
+      </w:r>
+      <w:r>
+        <w:br/>
+      </w:r>
+      <w:r>
+        <w:rPr>
+          <w:rStyle w:val="VerbatimChar"/>
+        </w:rPr>
+        <w:t xml:space="preserve">   - Разбор на примере — реалистичная ситуация из нашего бизнеса с цифрами: ситуация → что делает агент → что делает человек и что попадает в журнал. Если у агента есть сложный случай (передача человеку, отказ), разбери именно его;</w:t>
+      </w:r>
+      <w:r>
+        <w:br/>
+      </w:r>
+      <w:r>
+        <w:rPr>
+          <w:rStyle w:val="VerbatimChar"/>
+        </w:rPr>
+        <w:t xml:space="preserve">   - Частые ошибки — все, которые можно предвидеть: чего сотрудник не должен делать и почему.</w:t>
       </w:r>
       <w:r>
         <w:br/>
@@ -532,16 +616,16 @@
         <w:rPr>
           <w:rStyle w:val="VerbatimChar"/>
         </w:rPr>
-        <w:t xml:space="preserve">Разложи мои метрики по ролям — ровно 4 на роль. Сначала бери мои метрики; чего не хватает, предложи сам и пометь «(пример)»:</w:t>
-      </w:r>
-      <w:r>
-        <w:br/>
-      </w:r>
-      <w:r>
-        <w:rPr>
-          <w:rStyle w:val="VerbatimChar"/>
-        </w:rPr>
-        <w:t xml:space="preserve">- минимум 2 в процентах (вид donut) и 1–2 числом (вид kpi);</w:t>
+        <w:t xml:space="preserve">Разложи мои метрики по ролям — все, какие относятся к роли. Сначала бери мои метрики; чего не хватает, предложи сам и пометь «(пример)»:</w:t>
+      </w:r>
+      <w:r>
+        <w:br/>
+      </w:r>
+      <w:r>
+        <w:rPr>
+          <w:rStyle w:val="VerbatimChar"/>
+        </w:rPr>
+        <w:t xml:space="preserve">- проценты — вид donut, числа — вид kpi;</w:t>
       </w:r>
       <w:r>
         <w:br/>
@@ -773,7 +857,7 @@
         <w:rPr>
           <w:rStyle w:val="VerbatimChar"/>
         </w:rPr>
-        <w:t xml:space="preserve">- metrics: {r1:[{name, v, t, kind}]} — по 4 на каждую роль; для kind 'donut' v — процент 0–100.</w:t>
+        <w:t xml:space="preserve">- metrics: {r1:[{name, v, t, kind}]} — все метрики роли; для kind 'donut' v — процент 0–100.</w:t>
       </w:r>
       <w:r>
         <w:br/>
@@ -791,43 +875,43 @@
         <w:rPr>
           <w:rStyle w:val="VerbatimChar"/>
         </w:rPr>
-        <w:t xml:space="preserve">- queue: 3 уведомления для роли decide: {id:'D-…', agent:'a…', text} — ситуации, где агенту нужно решение человека.</w:t>
-      </w:r>
-      <w:r>
-        <w:br/>
-      </w:r>
-      <w:r>
-        <w:rPr>
-          <w:rStyle w:val="VerbatimChar"/>
-        </w:rPr>
-        <w:t xml:space="preserve">- reasons: 5 причин решения — это разметка для дообучения.</w:t>
-      </w:r>
-      <w:r>
-        <w:br/>
-      </w:r>
-      <w:r>
-        <w:rPr>
-          <w:rStyle w:val="VerbatimChar"/>
-        </w:rPr>
-        <w:t xml:space="preserve">- recs: 3 рекомендации для роли recommend — конкретные, с цифрами и сроками.</w:t>
-      </w:r>
-      <w:r>
-        <w:br/>
-      </w:r>
-      <w:r>
-        <w:rPr>
-          <w:rStyle w:val="VerbatimChar"/>
-        </w:rPr>
-        <w:t xml:space="preserve">- answers: 3 ответа агента для чата, включая один честный отказ «передаю эксперту».</w:t>
-      </w:r>
-      <w:r>
-        <w:br/>
-      </w:r>
-      <w:r>
-        <w:rPr>
-          <w:rStyle w:val="VerbatimChar"/>
-        </w:rPr>
-        <w:t xml:space="preserve">- materials: оставь все материалы с role:'all' из образца и при желании добавь 2–4 материала под свои роли (role:'r2' и т. д.) с реальными ссылками.</w:t>
+        <w:t xml:space="preserve">- queue: уведомления для роли decide — по одному на каждый тип ситуации, где агент передаёт решение человеку: {id:'D-…', agent:'a…', text} — ситуации, где агенту нужно решение человека.</w:t>
+      </w:r>
+      <w:r>
+        <w:br/>
+      </w:r>
+      <w:r>
+        <w:rPr>
+          <w:rStyle w:val="VerbatimChar"/>
+        </w:rPr>
+        <w:t xml:space="preserve">- reasons: все причины решения, которые встречаются на практике, — это разметка для дообучения.</w:t>
+      </w:r>
+      <w:r>
+        <w:br/>
+      </w:r>
+      <w:r>
+        <w:rPr>
+          <w:rStyle w:val="VerbatimChar"/>
+        </w:rPr>
+        <w:t xml:space="preserve">- recs: рекомендации для роли recommend — по одной на каждый тип, конкретные, с цифрами и сроками.</w:t>
+      </w:r>
+      <w:r>
+        <w:br/>
+      </w:r>
+      <w:r>
+        <w:rPr>
+          <w:rStyle w:val="VerbatimChar"/>
+        </w:rPr>
+        <w:t xml:space="preserve">- answers: примеры ответов агента для чата на типичные вопросы, включая честный отказ «передаю эксперту».</w:t>
+      </w:r>
+      <w:r>
+        <w:br/>
+      </w:r>
+      <w:r>
+        <w:rPr>
+          <w:rStyle w:val="VerbatimChar"/>
+        </w:rPr>
+        <w:t xml:space="preserve">- materials: оставь все материалы с role:'all' из образца и при желании добавь материалы под свои роли (role:'r2' и т. д.) с реальными ссылками.</w:t>
       </w:r>
       <w:r>
         <w:br/>
@@ -1018,7 +1102,7 @@
         <w:rPr>
           <w:rStyle w:val="VerbatimChar"/>
         </w:rPr>
-        <w:t xml:space="preserve">Собери из материалов ниже компактную базу — не больше 1500 слов:</w:t>
+        <w:t xml:space="preserve">Собери из материалов ниже базу знаний — полную, но без воды:</w:t>
       </w:r>
       <w:r>
         <w:br/>
@@ -1063,7 +1147,7 @@
         <w:rPr>
           <w:rStyle w:val="VerbatimChar"/>
         </w:rPr>
-        <w:t xml:space="preserve">В конце — 5 вопросов, на которые агент должен честно ответить «передаю эксперту», потому что их нет в базе.</w:t>
+        <w:t xml:space="preserve">В конце — вопросы, на которые агент должен честно ответить «передаю эксперту», потому что их нет в базе.</w:t>
       </w:r>
       <w:r>
         <w:br/>

--- a/build/seminar7/docs/Семинар 7 — 2. Промты.docx
+++ b/build/seminar7/docs/Семинар 7 — 2. Промты.docx
@@ -495,7 +495,7 @@
         <w:rPr>
           <w:rStyle w:val="VerbatimChar"/>
         </w:rPr>
-        <w:t xml:space="preserve">   - Что делаете вы — все действия людей, каждое отдельным пунктом, с названием роли в начале («Партнёр: …»);</w:t>
+        <w:t xml:space="preserve">   - Что делаете вы — все действия людей, каждое отдельным пунктом, с названием роли в начале («Супервайзер: …»);</w:t>
       </w:r>
       <w:r>
         <w:br/>
@@ -875,7 +875,7 @@
         <w:rPr>
           <w:rStyle w:val="VerbatimChar"/>
         </w:rPr>
-        <w:t xml:space="preserve">- queue: уведомления для роли decide — по одному на каждый тип ситуации, где агент передаёт решение человеку: {id:'D-…', agent:'a…', text} — ситуации, где агенту нужно решение человека.</w:t>
+        <w:t xml:space="preserve">- queue: уведомления для роли decide — по одному на каждый тип ситуации, где агенту нужно решение человека: {id:'D-…', agent:'a…', text}.</w:t>
       </w:r>
       <w:r>
         <w:br/>
@@ -1233,13 +1233,13 @@
         <w:pStyle w:val="FirstParagraph"/>
       </w:pPr>
       <w:r>
-        <w:t xml:space="preserve">Проверка после подключения: задайте агенту два вопроса из базы и один из пяти «чужих».</w:t>
+        <w:t xml:space="preserve">Проверка после подключения: задайте агенту пару вопросов из базы и один из «чужих».</w:t>
       </w:r>
       <w:r>
         <w:t xml:space="preserve"> </w:t>
       </w:r>
       <w:r>
-        <w:t xml:space="preserve">По первым он должен назвать источник, по последнему — написать «передаю эксперту».</w:t>
+        <w:t xml:space="preserve">На первые он должен ответить со ссылкой на источник, на последний — написать «передаю эксперту».</w:t>
       </w:r>
     </w:p>
     <w:p>
@@ -1250,53 +1250,43 @@
       </w:r>
     </w:p>
     <w:bookmarkEnd w:id="13"/>
-    <w:bookmarkStart w:id="14" w:name="X2f8650bc7d7274e8ac2cefbc5e51cbf5f6788db"/>
+    <w:bookmarkStart w:id="14" w:name="X194fb7be7473fcab70913678a2337e094dfd000"/>
     <w:p>
       <w:pPr>
         <w:pStyle w:val="Heading2"/>
       </w:pPr>
       <w:r>
-        <w:t xml:space="preserve">Промт 6 · Дизайн портала в стиле своей компании (бонус)</w:t>
+        <w:t xml:space="preserve">Промт 6 · Дизайн портала в стиле своей компании (по желанию)</w:t>
       </w:r>
     </w:p>
     <w:p>
       <w:pPr>
         <w:pStyle w:val="BlockText"/>
       </w:pPr>
+      <w:r>
+        <w:t xml:space="preserve">Меняется только внешний вид — логика, журнал, чат и блок CONFIG остаются как есть.</w:t>
+      </w:r>
+      <w:r>
+        <w:t xml:space="preserve"> </w:t>
+      </w:r>
       <w:r>
         <w:rPr>
           <w:b/>
           <w:bCs/>
         </w:rPr>
-        <w:t xml:space="preserve">Для тех, кто закончил раньше.</w:t>
+        <w:t xml:space="preserve">Что вставить:</w:t>
       </w:r>
       <w:r>
         <w:t xml:space="preserve"> </w:t>
       </w:r>
       <w:r>
-        <w:t xml:space="preserve">Меняется только внешний вид — логика, журнал, чат и блок CONFIG остаются как есть.</w:t>
+        <w:t xml:space="preserve">⟦ВСТАВЬТЕ: брендбук — цвета, шрифт, ссылка на логотип⟧ и ⟦ВСТАВЬТЕ: весь файл corporate_ai_portal.html целиком⟧.</w:t>
       </w:r>
       <w:r>
         <w:t xml:space="preserve"> </w:t>
       </w:r>
       <w:r>
-        <w:rPr>
-          <w:b/>
-          <w:bCs/>
-        </w:rPr>
-        <w:t xml:space="preserve">Что вставить:</w:t>
-      </w:r>
-      <w:r>
-        <w:t xml:space="preserve"> </w:t>
-      </w:r>
-      <w:r>
-        <w:t xml:space="preserve">⟦ВСТАВЬТЕ: брендбук — цвета, шрифт, ссылка на логотип⟧ и ⟦ВСТАВЬТЕ: весь файл corporate_ai_portal.html целиком⟧.</w:t>
-      </w:r>
-      <w:r>
-        <w:t xml:space="preserve"> </w:t>
-      </w:r>
-      <w:r>
-        <w:t xml:space="preserve">Лучше всего работает в Claude (Artifacts) или ChatGPT (Canvas): результат сразу видно.</w:t>
+        <w:t xml:space="preserve">Лучше всего работает в Claude или ChatGPT: результат сразу видно.</w:t>
       </w:r>
     </w:p>
     <w:p>
